--- a/docx/05-trunking-inter-vlan/boletin-U05-inicial-resuelto.docx
+++ b/docx/05-trunking-inter-vlan/boletin-U05-inicial-resuelto.docx
@@ -15,6 +15,9 @@
             <w:pStyle w:val="TOCHeading"/>
           </w:pPr>
           <w:r>
+            <w:rPr>
+              <w:lang w:val="es-ES"/>
+            </w:rPr>
             <w:t xml:space="preserve">Table of Contents</w:t>
           </w:r>
         </w:p>
@@ -34,6 +37,9 @@
         <w:pStyle w:val="Heading1"/>
       </w:pPr>
       <w:r>
+        <w:rPr>
+          <w:lang w:val="es-ES"/>
+        </w:rPr>
         <w:t xml:space="preserve">Boletín UD5 — Inicial (Resuelto)</w:t>
       </w:r>
     </w:p>
@@ -44,6 +50,9 @@
         <w:pStyle w:val="Heading1"/>
       </w:pPr>
       <w:r>
+        <w:rPr>
+          <w:lang w:val="es-ES"/>
+        </w:rPr>
         <w:t xml:space="preserve">✅ Boletín UD5 — Inicial (Resuelto)</w:t>
       </w:r>
     </w:p>
@@ -60,6 +69,9 @@
         <w:pStyle w:val="Heading2"/>
       </w:pPr>
       <w:r>
+        <w:rPr>
+          <w:lang w:val="es-ES"/>
+        </w:rPr>
         <w:t xml:space="preserve">1. ¿Qué VLAN soy?</w:t>
       </w:r>
     </w:p>
@@ -68,24 +80,45 @@
         <w:pStyle w:val="FirstParagraph"/>
       </w:pPr>
       <w:r>
+        <w:rPr>
+          <w:lang w:val="es-ES"/>
+        </w:rPr>
         <w:t xml:space="preserve">1 → c (VLAN de datos: tráfico normal de usuario)</w:t>
       </w:r>
       <w:r>
-        <w:t xml:space="preserve"> </w:t>
-      </w:r>
-      <w:r>
+        <w:rPr>
+          <w:lang w:val="es-ES"/>
+        </w:rPr>
+        <w:t xml:space="preserve"> </w:t>
+      </w:r>
+      <w:r>
+        <w:rPr>
+          <w:lang w:val="es-ES"/>
+        </w:rPr>
         <w:t xml:space="preserve">2 → a (VLAN de voz: teléfonos IP, QoS 802.1p)</w:t>
       </w:r>
       <w:r>
-        <w:t xml:space="preserve"> </w:t>
-      </w:r>
-      <w:r>
+        <w:rPr>
+          <w:lang w:val="es-ES"/>
+        </w:rPr>
+        <w:t xml:space="preserve"> </w:t>
+      </w:r>
+      <w:r>
+        <w:rPr>
+          <w:lang w:val="es-ES"/>
+        </w:rPr>
         <w:t xml:space="preserve">3 → d (VLAN nativa: sin etiquetar en el trunk)</w:t>
       </w:r>
       <w:r>
-        <w:t xml:space="preserve"> </w:t>
-      </w:r>
-      <w:r>
+        <w:rPr>
+          <w:lang w:val="es-ES"/>
+        </w:rPr>
+        <w:t xml:space="preserve"> </w:t>
+      </w:r>
+      <w:r>
+        <w:rPr>
+          <w:lang w:val="es-ES"/>
+        </w:rPr>
         <w:t xml:space="preserve">4 → b (VLAN de gestión: administración del switch, SSH/SNMP)</w:t>
       </w:r>
     </w:p>
@@ -96,6 +129,9 @@
         <w:pStyle w:val="Heading2"/>
       </w:pPr>
       <w:r>
+        <w:rPr>
+          <w:lang w:val="es-ES"/>
+        </w:rPr>
         <w:t xml:space="preserve">2. Verdadero o falso</w:t>
       </w:r>
     </w:p>
@@ -111,13 +147,20 @@
         <w:rPr>
           <w:b/>
           <w:bCs/>
+          <w:lang w:val="es-ES"/>
         </w:rPr>
         <w:t xml:space="preserve">Verdadero.</w:t>
       </w:r>
       <w:r>
-        <w:t xml:space="preserve"> </w:t>
-      </w:r>
-      <w:r>
+        <w:rPr>
+          <w:lang w:val="es-ES"/>
+        </w:rPr>
+        <w:t xml:space="preserve"> </w:t>
+      </w:r>
+      <w:r>
+        <w:rPr>
+          <w:lang w:val="es-ES"/>
+        </w:rPr>
         <w:t xml:space="preserve">Cada VLAN es un dominio de broadcast independiente: un broadcast de VLAN 10 no llega a la VLAN 20.</w:t>
       </w:r>
     </w:p>
@@ -133,13 +176,20 @@
         <w:rPr>
           <w:b/>
           <w:bCs/>
+          <w:lang w:val="es-ES"/>
         </w:rPr>
         <w:t xml:space="preserve">Verdadero.</w:t>
       </w:r>
       <w:r>
-        <w:t xml:space="preserve"> </w:t>
-      </w:r>
-      <w:r>
+        <w:rPr>
+          <w:lang w:val="es-ES"/>
+        </w:rPr>
+        <w:t xml:space="preserve"> </w:t>
+      </w:r>
+      <w:r>
+        <w:rPr>
+          <w:lang w:val="es-ES"/>
+        </w:rPr>
         <w:t xml:space="preserve">IEEE 802.1Q es el estándar de etiquetado VLAN (TPID 0x8100, 4 bytes).</w:t>
       </w:r>
     </w:p>
@@ -155,13 +205,20 @@
         <w:rPr>
           <w:b/>
           <w:bCs/>
+          <w:lang w:val="es-ES"/>
         </w:rPr>
         <w:t xml:space="preserve">Falso.</w:t>
       </w:r>
       <w:r>
-        <w:t xml:space="preserve"> </w:t>
-      </w:r>
-      <w:r>
+        <w:rPr>
+          <w:lang w:val="es-ES"/>
+        </w:rPr>
+        <w:t xml:space="preserve"> </w:t>
+      </w:r>
+      <w:r>
+        <w:rPr>
+          <w:lang w:val="es-ES"/>
+        </w:rPr>
         <w:t xml:space="preserve">Las VLANs aíslan en capa 2. Necesitan un router (o un switch capa 3) para hacer inter-VLAN routing.</w:t>
       </w:r>
     </w:p>
@@ -177,13 +234,20 @@
         <w:rPr>
           <w:b/>
           <w:bCs/>
+          <w:lang w:val="es-ES"/>
         </w:rPr>
         <w:t xml:space="preserve">Verdadero.</w:t>
       </w:r>
       <w:r>
-        <w:t xml:space="preserve"> </w:t>
-      </w:r>
-      <w:r>
+        <w:rPr>
+          <w:lang w:val="es-ES"/>
+        </w:rPr>
+        <w:t xml:space="preserve"> </w:t>
+      </w:r>
+      <w:r>
+        <w:rPr>
+          <w:lang w:val="es-ES"/>
+        </w:rPr>
         <w:t xml:space="preserve">Un trunk transporta todas las VLANs permitidas, etiquetadas con 802.1Q (salvo la native).</w:t>
       </w:r>
     </w:p>
@@ -199,13 +263,20 @@
         <w:rPr>
           <w:b/>
           <w:bCs/>
+          <w:lang w:val="es-ES"/>
         </w:rPr>
         <w:t xml:space="preserve">Verdadero.</w:t>
       </w:r>
       <w:r>
-        <w:t xml:space="preserve"> </w:t>
-      </w:r>
-      <w:r>
+        <w:rPr>
+          <w:lang w:val="es-ES"/>
+        </w:rPr>
+        <w:t xml:space="preserve"> </w:t>
+      </w:r>
+      <w:r>
+        <w:rPr>
+          <w:lang w:val="es-ES"/>
+        </w:rPr>
         <w:t xml:space="preserve">VLAN 1 es la native y la VLAN por defecto del switch. Por seguridad conviene cambiarla.</w:t>
       </w:r>
     </w:p>
@@ -216,6 +287,9 @@
         <w:pStyle w:val="Heading2"/>
       </w:pPr>
       <w:r>
+        <w:rPr>
+          <w:lang w:val="es-ES"/>
+        </w:rPr>
         <w:t xml:space="preserve">3. Identifica</w:t>
       </w:r>
     </w:p>
@@ -231,13 +305,20 @@
         <w:rPr>
           <w:b/>
           <w:bCs/>
+          <w:lang w:val="es-ES"/>
         </w:rPr>
         <w:t xml:space="preserve">Puerto access</w:t>
       </w:r>
       <w:r>
-        <w:t xml:space="preserve"> </w:t>
-      </w:r>
-      <w:r>
+        <w:rPr>
+          <w:lang w:val="es-ES"/>
+        </w:rPr>
+        <w:t xml:space="preserve"> </w:t>
+      </w:r>
+      <w:r>
+        <w:rPr>
+          <w:lang w:val="es-ES"/>
+        </w:rPr>
         <w:t xml:space="preserve">— Solo una VLAN, tráfico sin etiquetar.</w:t>
       </w:r>
     </w:p>
@@ -253,13 +334,20 @@
         <w:rPr>
           <w:b/>
           <w:bCs/>
+          <w:lang w:val="es-ES"/>
         </w:rPr>
         <w:t xml:space="preserve">Puerto trunk</w:t>
       </w:r>
       <w:r>
-        <w:t xml:space="preserve"> </w:t>
-      </w:r>
-      <w:r>
+        <w:rPr>
+          <w:lang w:val="es-ES"/>
+        </w:rPr>
+        <w:t xml:space="preserve"> </w:t>
+      </w:r>
+      <w:r>
+        <w:rPr>
+          <w:lang w:val="es-ES"/>
+        </w:rPr>
         <w:t xml:space="preserve">— Múltiples VLANs etiquetadas con 802.1Q (y la native sin etiquetar).</w:t>
       </w:r>
     </w:p>
@@ -270,6 +358,9 @@
         <w:pStyle w:val="Heading2"/>
       </w:pPr>
       <w:r>
+        <w:rPr>
+          <w:lang w:val="es-ES"/>
+        </w:rPr>
         <w:t xml:space="preserve">4. Números</w:t>
       </w:r>
     </w:p>
@@ -285,13 +376,20 @@
         <w:rPr>
           <w:b/>
           <w:bCs/>
+          <w:lang w:val="es-ES"/>
         </w:rPr>
         <w:t xml:space="preserve">12 bits</w:t>
       </w:r>
       <w:r>
-        <w:t xml:space="preserve"> </w:t>
-      </w:r>
-      <w:r>
+        <w:rPr>
+          <w:lang w:val="es-ES"/>
+        </w:rPr>
+        <w:t xml:space="preserve"> </w:t>
+      </w:r>
+      <w:r>
+        <w:rPr>
+          <w:lang w:val="es-ES"/>
+        </w:rPr>
         <w:t xml:space="preserve">para el VLAN ID.</w:t>
       </w:r>
     </w:p>
@@ -307,13 +405,20 @@
         <w:rPr>
           <w:b/>
           <w:bCs/>
+          <w:lang w:val="es-ES"/>
         </w:rPr>
         <w:t xml:space="preserve">4094 VLANs</w:t>
       </w:r>
       <w:r>
-        <w:t xml:space="preserve"> </w:t>
-      </w:r>
-      <w:r>
+        <w:rPr>
+          <w:lang w:val="es-ES"/>
+        </w:rPr>
+        <w:t xml:space="preserve"> </w:t>
+      </w:r>
+      <w:r>
+        <w:rPr>
+          <w:lang w:val="es-ES"/>
+        </w:rPr>
         <w:t xml:space="preserve">(12 bits = 4096, reservadas 0 y 4095).</w:t>
       </w:r>
     </w:p>
@@ -329,13 +434,20 @@
         <w:rPr>
           <w:b/>
           <w:bCs/>
+          <w:lang w:val="es-ES"/>
         </w:rPr>
         <w:t xml:space="preserve">4 bytes</w:t>
       </w:r>
       <w:r>
-        <w:t xml:space="preserve"> </w:t>
-      </w:r>
-      <w:r>
+        <w:rPr>
+          <w:lang w:val="es-ES"/>
+        </w:rPr>
+        <w:t xml:space="preserve"> </w:t>
+      </w:r>
+      <w:r>
+        <w:rPr>
+          <w:lang w:val="es-ES"/>
+        </w:rPr>
         <w:t xml:space="preserve">insertados entre la MAC de origen y el EtherType: TPID (2 bytes) + TCI (2 bytes) = PRI (3 bits) + CFI (1 bit) + VLAN ID (12 bits).</w:t>
       </w:r>
     </w:p>
@@ -346,6 +458,9 @@
         <w:pStyle w:val="Heading2"/>
       </w:pPr>
       <w:r>
+        <w:rPr>
+          <w:lang w:val="es-ES"/>
+        </w:rPr>
         <w:t xml:space="preserve">5. Relaciona</w:t>
       </w:r>
     </w:p>
@@ -354,72 +469,121 @@
         <w:pStyle w:val="FirstParagraph"/>
       </w:pPr>
       <w:r>
+        <w:rPr>
+          <w:lang w:val="es-ES"/>
+        </w:rPr>
         <w:t xml:space="preserve">1 → b (</w:t>
       </w:r>
       <w:r>
         <w:rPr>
           <w:rStyle w:val="VerbatimChar"/>
+          <w:lang w:val="es-ES"/>
         </w:rPr>
         <w:t xml:space="preserve">switchport mode trunk</w:t>
       </w:r>
       <w:r>
-        <w:t xml:space="preserve"> </w:t>
-      </w:r>
-      <w:r>
+        <w:rPr>
+          <w:lang w:val="es-ES"/>
+        </w:rPr>
+        <w:t xml:space="preserve"> </w:t>
+      </w:r>
+      <w:r>
+        <w:rPr>
+          <w:lang w:val="es-ES"/>
+        </w:rPr>
         <w:t xml:space="preserve">configura el puerto como trunk)</w:t>
       </w:r>
       <w:r>
-        <w:t xml:space="preserve"> </w:t>
-      </w:r>
-      <w:r>
+        <w:rPr>
+          <w:lang w:val="es-ES"/>
+        </w:rPr>
+        <w:t xml:space="preserve"> </w:t>
+      </w:r>
+      <w:r>
+        <w:rPr>
+          <w:lang w:val="es-ES"/>
+        </w:rPr>
         <w:t xml:space="preserve">2 → a (</w:t>
       </w:r>
       <w:r>
         <w:rPr>
           <w:rStyle w:val="VerbatimChar"/>
+          <w:lang w:val="es-ES"/>
         </w:rPr>
         <w:t xml:space="preserve">vlan 10</w:t>
       </w:r>
       <w:r>
-        <w:t xml:space="preserve"> </w:t>
-      </w:r>
-      <w:r>
+        <w:rPr>
+          <w:lang w:val="es-ES"/>
+        </w:rPr>
+        <w:t xml:space="preserve"> </w:t>
+      </w:r>
+      <w:r>
+        <w:rPr>
+          <w:lang w:val="es-ES"/>
+        </w:rPr>
         <w:t xml:space="preserve">crea la VLAN 10)</w:t>
       </w:r>
       <w:r>
-        <w:t xml:space="preserve"> </w:t>
-      </w:r>
-      <w:r>
+        <w:rPr>
+          <w:lang w:val="es-ES"/>
+        </w:rPr>
+        <w:t xml:space="preserve"> </w:t>
+      </w:r>
+      <w:r>
+        <w:rPr>
+          <w:lang w:val="es-ES"/>
+        </w:rPr>
         <w:t xml:space="preserve">3 → c (</w:t>
       </w:r>
       <w:r>
         <w:rPr>
           <w:rStyle w:val="VerbatimChar"/>
+          <w:lang w:val="es-ES"/>
         </w:rPr>
         <w:t xml:space="preserve">show vlan brief</w:t>
       </w:r>
       <w:r>
-        <w:t xml:space="preserve"> </w:t>
-      </w:r>
-      <w:r>
+        <w:rPr>
+          <w:lang w:val="es-ES"/>
+        </w:rPr>
+        <w:t xml:space="preserve"> </w:t>
+      </w:r>
+      <w:r>
+        <w:rPr>
+          <w:lang w:val="es-ES"/>
+        </w:rPr>
         <w:t xml:space="preserve">muestra las VLANs y sus puertos)</w:t>
       </w:r>
       <w:r>
-        <w:t xml:space="preserve"> </w:t>
-      </w:r>
-      <w:r>
+        <w:rPr>
+          <w:lang w:val="es-ES"/>
+        </w:rPr>
+        <w:t xml:space="preserve"> </w:t>
+      </w:r>
+      <w:r>
+        <w:rPr>
+          <w:lang w:val="es-ES"/>
+        </w:rPr>
         <w:t xml:space="preserve">4 → d (</w:t>
       </w:r>
       <w:r>
         <w:rPr>
           <w:rStyle w:val="VerbatimChar"/>
+          <w:lang w:val="es-ES"/>
         </w:rPr>
         <w:t xml:space="preserve">encapsulation dot1Q 10</w:t>
       </w:r>
       <w:r>
-        <w:t xml:space="preserve"> </w:t>
-      </w:r>
-      <w:r>
+        <w:rPr>
+          <w:lang w:val="es-ES"/>
+        </w:rPr>
+        <w:t xml:space="preserve"> </w:t>
+      </w:r>
+      <w:r>
+        <w:rPr>
+          <w:lang w:val="es-ES"/>
+        </w:rPr>
         <w:t xml:space="preserve">etiqueta la subinterfaz con la VLAN 10)</w:t>
       </w:r>
     </w:p>
@@ -430,6 +594,9 @@
         <w:pStyle w:val="Heading2"/>
       </w:pPr>
       <w:r>
+        <w:rPr>
+          <w:lang w:val="es-ES"/>
+        </w:rPr>
         <w:t xml:space="preserve">6. ¿Qué necesito?</w:t>
       </w:r>
     </w:p>
@@ -441,13 +608,20 @@
         <w:rPr>
           <w:b/>
           <w:bCs/>
+          <w:lang w:val="es-ES"/>
         </w:rPr>
         <w:t xml:space="preserve">b) Un router o switch capa 3.</w:t>
       </w:r>
       <w:r>
-        <w:t xml:space="preserve"> </w:t>
-      </w:r>
-      <w:r>
+        <w:rPr>
+          <w:lang w:val="es-ES"/>
+        </w:rPr>
+        <w:t xml:space="preserve"> </w:t>
+      </w:r>
+      <w:r>
+        <w:rPr>
+          <w:lang w:val="es-ES"/>
+        </w:rPr>
         <w:t xml:space="preserve">Las VLANs aíslan en capa 2. Para comunicarse entre VLANs se necesita routing (inter-VLAN routing): router-on-a-stick con subinterfaces o un switch multicapa con SVIs.</w:t>
       </w:r>
     </w:p>
@@ -458,6 +632,9 @@
         <w:pStyle w:val="Heading2"/>
       </w:pPr>
       <w:r>
+        <w:rPr>
+          <w:lang w:val="es-ES"/>
+        </w:rPr>
         <w:t xml:space="preserve">7. Comandos de resolución</w:t>
       </w:r>
     </w:p>
@@ -466,54 +643,90 @@
         <w:pStyle w:val="FirstParagraph"/>
       </w:pPr>
       <w:r>
+        <w:rPr>
+          <w:lang w:val="es-ES"/>
+        </w:rPr>
         <w:t xml:space="preserve">1 → c (</w:t>
       </w:r>
       <w:r>
         <w:rPr>
           <w:rStyle w:val="VerbatimChar"/>
+          <w:lang w:val="es-ES"/>
         </w:rPr>
         <w:t xml:space="preserve">show vlan brief</w:t>
       </w:r>
       <w:r>
-        <w:t xml:space="preserve"> </w:t>
-      </w:r>
-      <w:r>
+        <w:rPr>
+          <w:lang w:val="es-ES"/>
+        </w:rPr>
+        <w:t xml:space="preserve"> </w:t>
+      </w:r>
+      <w:r>
+        <w:rPr>
+          <w:lang w:val="es-ES"/>
+        </w:rPr>
         <w:t xml:space="preserve">→ VLANs y puertos access)</w:t>
       </w:r>
       <w:r>
-        <w:t xml:space="preserve"> </w:t>
-      </w:r>
-      <w:r>
+        <w:rPr>
+          <w:lang w:val="es-ES"/>
+        </w:rPr>
+        <w:t xml:space="preserve"> </w:t>
+      </w:r>
+      <w:r>
+        <w:rPr>
+          <w:lang w:val="es-ES"/>
+        </w:rPr>
         <w:t xml:space="preserve">2 → a (</w:t>
       </w:r>
       <w:r>
         <w:rPr>
           <w:rStyle w:val="VerbatimChar"/>
+          <w:lang w:val="es-ES"/>
         </w:rPr>
         <w:t xml:space="preserve">show interfaces trunk</w:t>
       </w:r>
       <w:r>
-        <w:t xml:space="preserve"> </w:t>
-      </w:r>
-      <w:r>
+        <w:rPr>
+          <w:lang w:val="es-ES"/>
+        </w:rPr>
+        <w:t xml:space="preserve"> </w:t>
+      </w:r>
+      <w:r>
+        <w:rPr>
+          <w:lang w:val="es-ES"/>
+        </w:rPr>
         <w:t xml:space="preserve">→ native VLAN, allowed y mismatches)</w:t>
       </w:r>
       <w:r>
-        <w:t xml:space="preserve"> </w:t>
-      </w:r>
-      <w:r>
+        <w:rPr>
+          <w:lang w:val="es-ES"/>
+        </w:rPr>
+        <w:t xml:space="preserve"> </w:t>
+      </w:r>
+      <w:r>
+        <w:rPr>
+          <w:lang w:val="es-ES"/>
+        </w:rPr>
         <w:t xml:space="preserve">3 → b (</w:t>
       </w:r>
       <w:r>
         <w:rPr>
           <w:rStyle w:val="VerbatimChar"/>
+          <w:lang w:val="es-ES"/>
         </w:rPr>
         <w:t xml:space="preserve">show running-config</w:t>
       </w:r>
       <w:r>
-        <w:t xml:space="preserve"> </w:t>
-      </w:r>
-      <w:r>
+        <w:rPr>
+          <w:lang w:val="es-ES"/>
+        </w:rPr>
+        <w:t xml:space="preserve"> </w:t>
+      </w:r>
+      <w:r>
+        <w:rPr>
+          <w:lang w:val="es-ES"/>
+        </w:rPr>
         <w:t xml:space="preserve">→ configuración completa actual)</w:t>
       </w:r>
     </w:p>
@@ -530,54 +743,85 @@
           <w:rStyle w:val="VerbatimChar"/>
           <w:b/>
           <w:bCs/>
+          <w:lang w:val="es-ES"/>
         </w:rPr>
         <w:t xml:space="preserve">show ip interface brief</w:t>
       </w:r>
       <w:r>
-        <w:t xml:space="preserve"> </w:t>
-      </w:r>
-      <w:r>
+        <w:rPr>
+          <w:lang w:val="es-ES"/>
+        </w:rPr>
+        <w:t xml:space="preserve"> </w:t>
+      </w:r>
+      <w:r>
+        <w:rPr>
+          <w:lang w:val="es-ES"/>
+        </w:rPr>
         <w:t xml:space="preserve">— en el router-on-a-stick, te muestra las subinterfaces (Fa0/0.10, Fa0/0.20…) con su estado</w:t>
       </w:r>
       <w:r>
+        <w:rPr>
+          <w:lang w:val="es-ES"/>
+        </w:rPr>
         <w:t xml:space="preserve"> </w:t>
       </w:r>
       <w:r>
         <w:rPr>
           <w:b/>
           <w:bCs/>
+          <w:lang w:val="es-ES"/>
         </w:rPr>
         <w:t xml:space="preserve">Up/Up</w:t>
       </w:r>
       <w:r>
-        <w:t xml:space="preserve"> </w:t>
-      </w:r>
-      <w:r>
+        <w:rPr>
+          <w:lang w:val="es-ES"/>
+        </w:rPr>
+        <w:t xml:space="preserve"> </w:t>
+      </w:r>
+      <w:r>
+        <w:rPr>
+          <w:lang w:val="es-ES"/>
+        </w:rPr>
         <w:t xml:space="preserve">y sus IPs. Si una subinterfaz está</w:t>
       </w:r>
       <w:r>
+        <w:rPr>
+          <w:lang w:val="es-ES"/>
+        </w:rPr>
         <w:t xml:space="preserve"> </w:t>
       </w:r>
       <w:r>
         <w:rPr>
           <w:i/>
           <w:iCs/>
+          <w:lang w:val="es-ES"/>
         </w:rPr>
         <w:t xml:space="preserve">down/down</w:t>
       </w:r>
       <w:r>
+        <w:rPr>
+          <w:lang w:val="es-ES"/>
+        </w:rPr>
         <w:t xml:space="preserve">, el problema suele ser la interfaz física sin</w:t>
       </w:r>
       <w:r>
+        <w:rPr>
+          <w:lang w:val="es-ES"/>
+        </w:rPr>
         <w:t xml:space="preserve"> </w:t>
       </w:r>
       <w:r>
         <w:rPr>
           <w:rStyle w:val="VerbatimChar"/>
+          <w:lang w:val="es-ES"/>
         </w:rPr>
         <w:t xml:space="preserve">no shutdown</w:t>
       </w:r>
       <w:r>
+        <w:rPr>
+          <w:lang w:val="es-ES"/>
+        </w:rPr>
         <w:t xml:space="preserve">, o que la VLAN no exista en el switch.</w:t>
       </w:r>
     </w:p>
@@ -588,6 +832,9 @@
         <w:pStyle w:val="Heading2"/>
       </w:pPr>
       <w:r>
+        <w:rPr>
+          <w:lang w:val="es-ES"/>
+        </w:rPr>
         <w:t xml:space="preserve">8. V/F inter-VLAN</w:t>
       </w:r>
     </w:p>
@@ -603,37 +850,58 @@
         <w:rPr>
           <w:b/>
           <w:bCs/>
+          <w:lang w:val="es-ES"/>
         </w:rPr>
         <w:t xml:space="preserve">Verdadero.</w:t>
       </w:r>
       <w:r>
-        <w:t xml:space="preserve"> </w:t>
-      </w:r>
-      <w:r>
+        <w:rPr>
+          <w:lang w:val="es-ES"/>
+        </w:rPr>
+        <w:t xml:space="preserve"> </w:t>
+      </w:r>
+      <w:r>
+        <w:rPr>
+          <w:lang w:val="es-ES"/>
+        </w:rPr>
         <w:t xml:space="preserve">Cada VLAN necesita su subinterfaz (</w:t>
       </w:r>
       <w:r>
         <w:rPr>
           <w:rStyle w:val="VerbatimChar"/>
+          <w:lang w:val="es-ES"/>
         </w:rPr>
         <w:t xml:space="preserve">interface fa0/0.10</w:t>
       </w:r>
       <w:r>
+        <w:rPr>
+          <w:lang w:val="es-ES"/>
+        </w:rPr>
         <w:t xml:space="preserve">) con</w:t>
       </w:r>
       <w:r>
+        <w:rPr>
+          <w:lang w:val="es-ES"/>
+        </w:rPr>
         <w:t xml:space="preserve"> </w:t>
       </w:r>
       <w:r>
         <w:rPr>
           <w:rStyle w:val="VerbatimChar"/>
+          <w:lang w:val="es-ES"/>
         </w:rPr>
         <w:t xml:space="preserve">encapsulation dot1Q 10</w:t>
       </w:r>
       <w:r>
-        <w:t xml:space="preserve"> </w:t>
-      </w:r>
-      <w:r>
+        <w:rPr>
+          <w:lang w:val="es-ES"/>
+        </w:rPr>
+        <w:t xml:space="preserve"> </w:t>
+      </w:r>
+      <w:r>
+        <w:rPr>
+          <w:lang w:val="es-ES"/>
+        </w:rPr>
         <w:t xml:space="preserve">y su IP de gateway.</w:t>
       </w:r>
     </w:p>
@@ -649,34 +917,52 @@
         <w:rPr>
           <w:b/>
           <w:bCs/>
+          <w:lang w:val="es-ES"/>
         </w:rPr>
         <w:t xml:space="preserve">Verdadero.</w:t>
       </w:r>
       <w:r>
-        <w:t xml:space="preserve"> </w:t>
-      </w:r>
-      <w:r>
+        <w:rPr>
+          <w:lang w:val="es-ES"/>
+        </w:rPr>
+        <w:t xml:space="preserve"> </w:t>
+      </w:r>
+      <w:r>
+        <w:rPr>
+          <w:lang w:val="es-ES"/>
+        </w:rPr>
         <w:t xml:space="preserve">Un switch capa 3 enruta entre VLANs con SVIs (</w:t>
       </w:r>
       <w:r>
         <w:rPr>
           <w:rStyle w:val="VerbatimChar"/>
+          <w:lang w:val="es-ES"/>
         </w:rPr>
         <w:t xml:space="preserve">interface vlan X</w:t>
       </w:r>
       <w:r>
+        <w:rPr>
+          <w:lang w:val="es-ES"/>
+        </w:rPr>
         <w:t xml:space="preserve">) +</w:t>
       </w:r>
       <w:r>
+        <w:rPr>
+          <w:lang w:val="es-ES"/>
+        </w:rPr>
         <w:t xml:space="preserve"> </w:t>
       </w:r>
       <w:r>
         <w:rPr>
           <w:rStyle w:val="VerbatimChar"/>
+          <w:lang w:val="es-ES"/>
         </w:rPr>
         <w:t xml:space="preserve">ip routing</w:t>
       </w:r>
       <w:r>
+        <w:rPr>
+          <w:lang w:val="es-ES"/>
+        </w:rPr>
         <w:t xml:space="preserve">, sin router externo.</w:t>
       </w:r>
     </w:p>
@@ -692,13 +978,20 @@
         <w:rPr>
           <w:b/>
           <w:bCs/>
+          <w:lang w:val="es-ES"/>
         </w:rPr>
         <w:t xml:space="preserve">Verdadero.</w:t>
       </w:r>
       <w:r>
-        <w:t xml:space="preserve"> </w:t>
-      </w:r>
-      <w:r>
+        <w:rPr>
+          <w:lang w:val="es-ES"/>
+        </w:rPr>
+        <w:t xml:space="preserve"> </w:t>
+      </w:r>
+      <w:r>
+        <w:rPr>
+          <w:lang w:val="es-ES"/>
+        </w:rPr>
         <w:t xml:space="preserve">El router-on-a-stick enruta todo por la única interfaz física: es el cuello de botella del diseño.</w:t>
       </w:r>
     </w:p>
@@ -714,25 +1007,39 @@
         <w:rPr>
           <w:b/>
           <w:bCs/>
+          <w:lang w:val="es-ES"/>
         </w:rPr>
         <w:t xml:space="preserve">Verdadero.</w:t>
       </w:r>
       <w:r>
-        <w:t xml:space="preserve"> </w:t>
-      </w:r>
-      <w:r>
+        <w:rPr>
+          <w:lang w:val="es-ES"/>
+        </w:rPr>
+        <w:t xml:space="preserve"> </w:t>
+      </w:r>
+      <w:r>
+        <w:rPr>
+          <w:lang w:val="es-ES"/>
+        </w:rPr>
         <w:t xml:space="preserve">Sin</w:t>
       </w:r>
       <w:r>
+        <w:rPr>
+          <w:lang w:val="es-ES"/>
+        </w:rPr>
         <w:t xml:space="preserve"> </w:t>
       </w:r>
       <w:r>
         <w:rPr>
           <w:rStyle w:val="VerbatimChar"/>
+          <w:lang w:val="es-ES"/>
         </w:rPr>
         <w:t xml:space="preserve">ip routing</w:t>
       </w:r>
       <w:r>
+        <w:rPr>
+          <w:lang w:val="es-ES"/>
+        </w:rPr>
         <w:t xml:space="preserve">, los SVIs están Up/Up pero NO enrutan entre VLANs. Es el fallo nº1 al probar.</w:t>
       </w:r>
     </w:p>
@@ -748,13 +1055,20 @@
         <w:rPr>
           <w:b/>
           <w:bCs/>
+          <w:lang w:val="es-ES"/>
         </w:rPr>
         <w:t xml:space="preserve">Verdadero.</w:t>
       </w:r>
       <w:r>
-        <w:t xml:space="preserve"> </w:t>
-      </w:r>
-      <w:r>
+        <w:rPr>
+          <w:lang w:val="es-ES"/>
+        </w:rPr>
+        <w:t xml:space="preserve"> </w:t>
+      </w:r>
+      <w:r>
+        <w:rPr>
+          <w:lang w:val="es-ES"/>
+        </w:rPr>
         <w:t xml:space="preserve">Todo el tráfico inter-VLAN atraviesa la misma interfaz: si las VLANs generan más de su ancho de banda, se satura (por eso se usa Gigabit o un switch capa 3).</w:t>
       </w:r>
     </w:p>

--- a/docx/05-trunking-inter-vlan/boletin-U05-inicial-resuelto.docx
+++ b/docx/05-trunking-inter-vlan/boletin-U05-inicial-resuelto.docx
@@ -15,9 +15,6 @@
             <w:pStyle w:val="TOCHeading"/>
           </w:pPr>
           <w:r>
-            <w:rPr>
-              <w:lang w:val="es-ES"/>
-            </w:rPr>
             <w:t xml:space="preserve">Table of Contents</w:t>
           </w:r>
         </w:p>
@@ -37,9 +34,6 @@
         <w:pStyle w:val="Heading1"/>
       </w:pPr>
       <w:r>
-        <w:rPr>
-          <w:lang w:val="es-ES"/>
-        </w:rPr>
         <w:t xml:space="preserve">Boletín UD5 — Inicial (Resuelto)</w:t>
       </w:r>
     </w:p>
@@ -50,9 +44,6 @@
         <w:pStyle w:val="Heading1"/>
       </w:pPr>
       <w:r>
-        <w:rPr>
-          <w:lang w:val="es-ES"/>
-        </w:rPr>
         <w:t xml:space="preserve">✅ Boletín UD5 — Inicial (Resuelto)</w:t>
       </w:r>
     </w:p>
@@ -69,9 +60,6 @@
         <w:pStyle w:val="Heading2"/>
       </w:pPr>
       <w:r>
-        <w:rPr>
-          <w:lang w:val="es-ES"/>
-        </w:rPr>
         <w:t xml:space="preserve">1. ¿Qué VLAN soy?</w:t>
       </w:r>
     </w:p>
@@ -80,45 +68,24 @@
         <w:pStyle w:val="FirstParagraph"/>
       </w:pPr>
       <w:r>
-        <w:rPr>
-          <w:lang w:val="es-ES"/>
-        </w:rPr>
         <w:t xml:space="preserve">1 → c (VLAN de datos: tráfico normal de usuario)</w:t>
       </w:r>
       <w:r>
-        <w:rPr>
-          <w:lang w:val="es-ES"/>
-        </w:rPr>
-        <w:t xml:space="preserve"> </w:t>
-      </w:r>
-      <w:r>
-        <w:rPr>
-          <w:lang w:val="es-ES"/>
-        </w:rPr>
+        <w:t xml:space="preserve"> </w:t>
+      </w:r>
+      <w:r>
         <w:t xml:space="preserve">2 → a (VLAN de voz: teléfonos IP, QoS 802.1p)</w:t>
       </w:r>
       <w:r>
-        <w:rPr>
-          <w:lang w:val="es-ES"/>
-        </w:rPr>
-        <w:t xml:space="preserve"> </w:t>
-      </w:r>
-      <w:r>
-        <w:rPr>
-          <w:lang w:val="es-ES"/>
-        </w:rPr>
+        <w:t xml:space="preserve"> </w:t>
+      </w:r>
+      <w:r>
         <w:t xml:space="preserve">3 → d (VLAN nativa: sin etiquetar en el trunk)</w:t>
       </w:r>
       <w:r>
-        <w:rPr>
-          <w:lang w:val="es-ES"/>
-        </w:rPr>
-        <w:t xml:space="preserve"> </w:t>
-      </w:r>
-      <w:r>
-        <w:rPr>
-          <w:lang w:val="es-ES"/>
-        </w:rPr>
+        <w:t xml:space="preserve"> </w:t>
+      </w:r>
+      <w:r>
         <w:t xml:space="preserve">4 → b (VLAN de gestión: administración del switch, SSH/SNMP)</w:t>
       </w:r>
     </w:p>
@@ -129,9 +96,6 @@
         <w:pStyle w:val="Heading2"/>
       </w:pPr>
       <w:r>
-        <w:rPr>
-          <w:lang w:val="es-ES"/>
-        </w:rPr>
         <w:t xml:space="preserve">2. Verdadero o falso</w:t>
       </w:r>
     </w:p>
@@ -147,20 +111,13 @@
         <w:rPr>
           <w:b/>
           <w:bCs/>
-          <w:lang w:val="es-ES"/>
         </w:rPr>
         <w:t xml:space="preserve">Verdadero.</w:t>
       </w:r>
       <w:r>
-        <w:rPr>
-          <w:lang w:val="es-ES"/>
-        </w:rPr>
-        <w:t xml:space="preserve"> </w:t>
-      </w:r>
-      <w:r>
-        <w:rPr>
-          <w:lang w:val="es-ES"/>
-        </w:rPr>
+        <w:t xml:space="preserve"> </w:t>
+      </w:r>
+      <w:r>
         <w:t xml:space="preserve">Cada VLAN es un dominio de broadcast independiente: un broadcast de VLAN 10 no llega a la VLAN 20.</w:t>
       </w:r>
     </w:p>
@@ -176,20 +133,13 @@
         <w:rPr>
           <w:b/>
           <w:bCs/>
-          <w:lang w:val="es-ES"/>
         </w:rPr>
         <w:t xml:space="preserve">Verdadero.</w:t>
       </w:r>
       <w:r>
-        <w:rPr>
-          <w:lang w:val="es-ES"/>
-        </w:rPr>
-        <w:t xml:space="preserve"> </w:t>
-      </w:r>
-      <w:r>
-        <w:rPr>
-          <w:lang w:val="es-ES"/>
-        </w:rPr>
+        <w:t xml:space="preserve"> </w:t>
+      </w:r>
+      <w:r>
         <w:t xml:space="preserve">IEEE 802.1Q es el estándar de etiquetado VLAN (TPID 0x8100, 4 bytes).</w:t>
       </w:r>
     </w:p>
@@ -205,20 +155,13 @@
         <w:rPr>
           <w:b/>
           <w:bCs/>
-          <w:lang w:val="es-ES"/>
         </w:rPr>
         <w:t xml:space="preserve">Falso.</w:t>
       </w:r>
       <w:r>
-        <w:rPr>
-          <w:lang w:val="es-ES"/>
-        </w:rPr>
-        <w:t xml:space="preserve"> </w:t>
-      </w:r>
-      <w:r>
-        <w:rPr>
-          <w:lang w:val="es-ES"/>
-        </w:rPr>
+        <w:t xml:space="preserve"> </w:t>
+      </w:r>
+      <w:r>
         <w:t xml:space="preserve">Las VLANs aíslan en capa 2. Necesitan un router (o un switch capa 3) para hacer inter-VLAN routing.</w:t>
       </w:r>
     </w:p>
@@ -234,20 +177,13 @@
         <w:rPr>
           <w:b/>
           <w:bCs/>
-          <w:lang w:val="es-ES"/>
         </w:rPr>
         <w:t xml:space="preserve">Verdadero.</w:t>
       </w:r>
       <w:r>
-        <w:rPr>
-          <w:lang w:val="es-ES"/>
-        </w:rPr>
-        <w:t xml:space="preserve"> </w:t>
-      </w:r>
-      <w:r>
-        <w:rPr>
-          <w:lang w:val="es-ES"/>
-        </w:rPr>
+        <w:t xml:space="preserve"> </w:t>
+      </w:r>
+      <w:r>
         <w:t xml:space="preserve">Un trunk transporta todas las VLANs permitidas, etiquetadas con 802.1Q (salvo la native).</w:t>
       </w:r>
     </w:p>
@@ -263,20 +199,13 @@
         <w:rPr>
           <w:b/>
           <w:bCs/>
-          <w:lang w:val="es-ES"/>
         </w:rPr>
         <w:t xml:space="preserve">Verdadero.</w:t>
       </w:r>
       <w:r>
-        <w:rPr>
-          <w:lang w:val="es-ES"/>
-        </w:rPr>
-        <w:t xml:space="preserve"> </w:t>
-      </w:r>
-      <w:r>
-        <w:rPr>
-          <w:lang w:val="es-ES"/>
-        </w:rPr>
+        <w:t xml:space="preserve"> </w:t>
+      </w:r>
+      <w:r>
         <w:t xml:space="preserve">VLAN 1 es la native y la VLAN por defecto del switch. Por seguridad conviene cambiarla.</w:t>
       </w:r>
     </w:p>
@@ -287,9 +216,6 @@
         <w:pStyle w:val="Heading2"/>
       </w:pPr>
       <w:r>
-        <w:rPr>
-          <w:lang w:val="es-ES"/>
-        </w:rPr>
         <w:t xml:space="preserve">3. Identifica</w:t>
       </w:r>
     </w:p>
@@ -305,20 +231,13 @@
         <w:rPr>
           <w:b/>
           <w:bCs/>
-          <w:lang w:val="es-ES"/>
         </w:rPr>
         <w:t xml:space="preserve">Puerto access</w:t>
       </w:r>
       <w:r>
-        <w:rPr>
-          <w:lang w:val="es-ES"/>
-        </w:rPr>
-        <w:t xml:space="preserve"> </w:t>
-      </w:r>
-      <w:r>
-        <w:rPr>
-          <w:lang w:val="es-ES"/>
-        </w:rPr>
+        <w:t xml:space="preserve"> </w:t>
+      </w:r>
+      <w:r>
         <w:t xml:space="preserve">— Solo una VLAN, tráfico sin etiquetar.</w:t>
       </w:r>
     </w:p>
@@ -334,20 +253,13 @@
         <w:rPr>
           <w:b/>
           <w:bCs/>
-          <w:lang w:val="es-ES"/>
         </w:rPr>
         <w:t xml:space="preserve">Puerto trunk</w:t>
       </w:r>
       <w:r>
-        <w:rPr>
-          <w:lang w:val="es-ES"/>
-        </w:rPr>
-        <w:t xml:space="preserve"> </w:t>
-      </w:r>
-      <w:r>
-        <w:rPr>
-          <w:lang w:val="es-ES"/>
-        </w:rPr>
+        <w:t xml:space="preserve"> </w:t>
+      </w:r>
+      <w:r>
         <w:t xml:space="preserve">— Múltiples VLANs etiquetadas con 802.1Q (y la native sin etiquetar).</w:t>
       </w:r>
     </w:p>
@@ -358,9 +270,6 @@
         <w:pStyle w:val="Heading2"/>
       </w:pPr>
       <w:r>
-        <w:rPr>
-          <w:lang w:val="es-ES"/>
-        </w:rPr>
         <w:t xml:space="preserve">4. Números</w:t>
       </w:r>
     </w:p>
@@ -376,20 +285,13 @@
         <w:rPr>
           <w:b/>
           <w:bCs/>
-          <w:lang w:val="es-ES"/>
         </w:rPr>
         <w:t xml:space="preserve">12 bits</w:t>
       </w:r>
       <w:r>
-        <w:rPr>
-          <w:lang w:val="es-ES"/>
-        </w:rPr>
-        <w:t xml:space="preserve"> </w:t>
-      </w:r>
-      <w:r>
-        <w:rPr>
-          <w:lang w:val="es-ES"/>
-        </w:rPr>
+        <w:t xml:space="preserve"> </w:t>
+      </w:r>
+      <w:r>
         <w:t xml:space="preserve">para el VLAN ID.</w:t>
       </w:r>
     </w:p>
@@ -405,20 +307,13 @@
         <w:rPr>
           <w:b/>
           <w:bCs/>
-          <w:lang w:val="es-ES"/>
         </w:rPr>
         <w:t xml:space="preserve">4094 VLANs</w:t>
       </w:r>
       <w:r>
-        <w:rPr>
-          <w:lang w:val="es-ES"/>
-        </w:rPr>
-        <w:t xml:space="preserve"> </w:t>
-      </w:r>
-      <w:r>
-        <w:rPr>
-          <w:lang w:val="es-ES"/>
-        </w:rPr>
+        <w:t xml:space="preserve"> </w:t>
+      </w:r>
+      <w:r>
         <w:t xml:space="preserve">(12 bits = 4096, reservadas 0 y 4095).</w:t>
       </w:r>
     </w:p>
@@ -434,20 +329,13 @@
         <w:rPr>
           <w:b/>
           <w:bCs/>
-          <w:lang w:val="es-ES"/>
         </w:rPr>
         <w:t xml:space="preserve">4 bytes</w:t>
       </w:r>
       <w:r>
-        <w:rPr>
-          <w:lang w:val="es-ES"/>
-        </w:rPr>
-        <w:t xml:space="preserve"> </w:t>
-      </w:r>
-      <w:r>
-        <w:rPr>
-          <w:lang w:val="es-ES"/>
-        </w:rPr>
+        <w:t xml:space="preserve"> </w:t>
+      </w:r>
+      <w:r>
         <w:t xml:space="preserve">insertados entre la MAC de origen y el EtherType: TPID (2 bytes) + TCI (2 bytes) = PRI (3 bits) + CFI (1 bit) + VLAN ID (12 bits).</w:t>
       </w:r>
     </w:p>
@@ -458,9 +346,6 @@
         <w:pStyle w:val="Heading2"/>
       </w:pPr>
       <w:r>
-        <w:rPr>
-          <w:lang w:val="es-ES"/>
-        </w:rPr>
         <w:t xml:space="preserve">5. Relaciona</w:t>
       </w:r>
     </w:p>
@@ -469,121 +354,72 @@
         <w:pStyle w:val="FirstParagraph"/>
       </w:pPr>
       <w:r>
-        <w:rPr>
-          <w:lang w:val="es-ES"/>
-        </w:rPr>
         <w:t xml:space="preserve">1 → b (</w:t>
       </w:r>
       <w:r>
         <w:rPr>
           <w:rStyle w:val="VerbatimChar"/>
-          <w:lang w:val="es-ES"/>
         </w:rPr>
         <w:t xml:space="preserve">switchport mode trunk</w:t>
       </w:r>
       <w:r>
-        <w:rPr>
-          <w:lang w:val="es-ES"/>
-        </w:rPr>
-        <w:t xml:space="preserve"> </w:t>
-      </w:r>
-      <w:r>
-        <w:rPr>
-          <w:lang w:val="es-ES"/>
-        </w:rPr>
+        <w:t xml:space="preserve"> </w:t>
+      </w:r>
+      <w:r>
         <w:t xml:space="preserve">configura el puerto como trunk)</w:t>
       </w:r>
       <w:r>
-        <w:rPr>
-          <w:lang w:val="es-ES"/>
-        </w:rPr>
-        <w:t xml:space="preserve"> </w:t>
-      </w:r>
-      <w:r>
-        <w:rPr>
-          <w:lang w:val="es-ES"/>
-        </w:rPr>
+        <w:t xml:space="preserve"> </w:t>
+      </w:r>
+      <w:r>
         <w:t xml:space="preserve">2 → a (</w:t>
       </w:r>
       <w:r>
         <w:rPr>
           <w:rStyle w:val="VerbatimChar"/>
-          <w:lang w:val="es-ES"/>
         </w:rPr>
         <w:t xml:space="preserve">vlan 10</w:t>
       </w:r>
       <w:r>
-        <w:rPr>
-          <w:lang w:val="es-ES"/>
-        </w:rPr>
-        <w:t xml:space="preserve"> </w:t>
-      </w:r>
-      <w:r>
-        <w:rPr>
-          <w:lang w:val="es-ES"/>
-        </w:rPr>
+        <w:t xml:space="preserve"> </w:t>
+      </w:r>
+      <w:r>
         <w:t xml:space="preserve">crea la VLAN 10)</w:t>
       </w:r>
       <w:r>
-        <w:rPr>
-          <w:lang w:val="es-ES"/>
-        </w:rPr>
-        <w:t xml:space="preserve"> </w:t>
-      </w:r>
-      <w:r>
-        <w:rPr>
-          <w:lang w:val="es-ES"/>
-        </w:rPr>
+        <w:t xml:space="preserve"> </w:t>
+      </w:r>
+      <w:r>
         <w:t xml:space="preserve">3 → c (</w:t>
       </w:r>
       <w:r>
         <w:rPr>
           <w:rStyle w:val="VerbatimChar"/>
-          <w:lang w:val="es-ES"/>
         </w:rPr>
         <w:t xml:space="preserve">show vlan brief</w:t>
       </w:r>
       <w:r>
-        <w:rPr>
-          <w:lang w:val="es-ES"/>
-        </w:rPr>
-        <w:t xml:space="preserve"> </w:t>
-      </w:r>
-      <w:r>
-        <w:rPr>
-          <w:lang w:val="es-ES"/>
-        </w:rPr>
+        <w:t xml:space="preserve"> </w:t>
+      </w:r>
+      <w:r>
         <w:t xml:space="preserve">muestra las VLANs y sus puertos)</w:t>
       </w:r>
       <w:r>
-        <w:rPr>
-          <w:lang w:val="es-ES"/>
-        </w:rPr>
-        <w:t xml:space="preserve"> </w:t>
-      </w:r>
-      <w:r>
-        <w:rPr>
-          <w:lang w:val="es-ES"/>
-        </w:rPr>
+        <w:t xml:space="preserve"> </w:t>
+      </w:r>
+      <w:r>
         <w:t xml:space="preserve">4 → d (</w:t>
       </w:r>
       <w:r>
         <w:rPr>
           <w:rStyle w:val="VerbatimChar"/>
-          <w:lang w:val="es-ES"/>
         </w:rPr>
         <w:t xml:space="preserve">encapsulation dot1Q 10</w:t>
       </w:r>
       <w:r>
-        <w:rPr>
-          <w:lang w:val="es-ES"/>
-        </w:rPr>
-        <w:t xml:space="preserve"> </w:t>
-      </w:r>
-      <w:r>
-        <w:rPr>
-          <w:lang w:val="es-ES"/>
-        </w:rPr>
+        <w:t xml:space="preserve"> </w:t>
+      </w:r>
+      <w:r>
         <w:t xml:space="preserve">etiqueta la subinterfaz con la VLAN 10)</w:t>
       </w:r>
     </w:p>
@@ -594,9 +430,6 @@
         <w:pStyle w:val="Heading2"/>
       </w:pPr>
       <w:r>
-        <w:rPr>
-          <w:lang w:val="es-ES"/>
-        </w:rPr>
         <w:t xml:space="preserve">6. ¿Qué necesito?</w:t>
       </w:r>
     </w:p>
@@ -608,20 +441,13 @@
         <w:rPr>
           <w:b/>
           <w:bCs/>
-          <w:lang w:val="es-ES"/>
         </w:rPr>
         <w:t xml:space="preserve">b) Un router o switch capa 3.</w:t>
       </w:r>
       <w:r>
-        <w:rPr>
-          <w:lang w:val="es-ES"/>
-        </w:rPr>
-        <w:t xml:space="preserve"> </w:t>
-      </w:r>
-      <w:r>
-        <w:rPr>
-          <w:lang w:val="es-ES"/>
-        </w:rPr>
+        <w:t xml:space="preserve"> </w:t>
+      </w:r>
+      <w:r>
         <w:t xml:space="preserve">Las VLANs aíslan en capa 2. Para comunicarse entre VLANs se necesita routing (inter-VLAN routing): router-on-a-stick con subinterfaces o un switch multicapa con SVIs.</w:t>
       </w:r>
     </w:p>
@@ -632,9 +458,6 @@
         <w:pStyle w:val="Heading2"/>
       </w:pPr>
       <w:r>
-        <w:rPr>
-          <w:lang w:val="es-ES"/>
-        </w:rPr>
         <w:t xml:space="preserve">7. Comandos de resolución</w:t>
       </w:r>
     </w:p>
@@ -643,90 +466,54 @@
         <w:pStyle w:val="FirstParagraph"/>
       </w:pPr>
       <w:r>
-        <w:rPr>
-          <w:lang w:val="es-ES"/>
-        </w:rPr>
         <w:t xml:space="preserve">1 → c (</w:t>
       </w:r>
       <w:r>
         <w:rPr>
           <w:rStyle w:val="VerbatimChar"/>
-          <w:lang w:val="es-ES"/>
         </w:rPr>
         <w:t xml:space="preserve">show vlan brief</w:t>
       </w:r>
       <w:r>
-        <w:rPr>
-          <w:lang w:val="es-ES"/>
-        </w:rPr>
-        <w:t xml:space="preserve"> </w:t>
-      </w:r>
-      <w:r>
-        <w:rPr>
-          <w:lang w:val="es-ES"/>
-        </w:rPr>
+        <w:t xml:space="preserve"> </w:t>
+      </w:r>
+      <w:r>
         <w:t xml:space="preserve">→ VLANs y puertos access)</w:t>
       </w:r>
       <w:r>
-        <w:rPr>
-          <w:lang w:val="es-ES"/>
-        </w:rPr>
-        <w:t xml:space="preserve"> </w:t>
-      </w:r>
-      <w:r>
-        <w:rPr>
-          <w:lang w:val="es-ES"/>
-        </w:rPr>
+        <w:t xml:space="preserve"> </w:t>
+      </w:r>
+      <w:r>
         <w:t xml:space="preserve">2 → a (</w:t>
       </w:r>
       <w:r>
         <w:rPr>
           <w:rStyle w:val="VerbatimChar"/>
-          <w:lang w:val="es-ES"/>
         </w:rPr>
         <w:t xml:space="preserve">show interfaces trunk</w:t>
       </w:r>
       <w:r>
-        <w:rPr>
-          <w:lang w:val="es-ES"/>
-        </w:rPr>
-        <w:t xml:space="preserve"> </w:t>
-      </w:r>
-      <w:r>
-        <w:rPr>
-          <w:lang w:val="es-ES"/>
-        </w:rPr>
+        <w:t xml:space="preserve"> </w:t>
+      </w:r>
+      <w:r>
         <w:t xml:space="preserve">→ native VLAN, allowed y mismatches)</w:t>
       </w:r>
       <w:r>
-        <w:rPr>
-          <w:lang w:val="es-ES"/>
-        </w:rPr>
-        <w:t xml:space="preserve"> </w:t>
-      </w:r>
-      <w:r>
-        <w:rPr>
-          <w:lang w:val="es-ES"/>
-        </w:rPr>
+        <w:t xml:space="preserve"> </w:t>
+      </w:r>
+      <w:r>
         <w:t xml:space="preserve">3 → b (</w:t>
       </w:r>
       <w:r>
         <w:rPr>
           <w:rStyle w:val="VerbatimChar"/>
-          <w:lang w:val="es-ES"/>
         </w:rPr>
         <w:t xml:space="preserve">show running-config</w:t>
       </w:r>
       <w:r>
-        <w:rPr>
-          <w:lang w:val="es-ES"/>
-        </w:rPr>
-        <w:t xml:space="preserve"> </w:t>
-      </w:r>
-      <w:r>
-        <w:rPr>
-          <w:lang w:val="es-ES"/>
-        </w:rPr>
+        <w:t xml:space="preserve"> </w:t>
+      </w:r>
+      <w:r>
         <w:t xml:space="preserve">→ configuración completa actual)</w:t>
       </w:r>
     </w:p>
@@ -743,85 +530,54 @@
           <w:rStyle w:val="VerbatimChar"/>
           <w:b/>
           <w:bCs/>
-          <w:lang w:val="es-ES"/>
         </w:rPr>
         <w:t xml:space="preserve">show ip interface brief</w:t>
       </w:r>
       <w:r>
-        <w:rPr>
-          <w:lang w:val="es-ES"/>
-        </w:rPr>
-        <w:t xml:space="preserve"> </w:t>
-      </w:r>
-      <w:r>
-        <w:rPr>
-          <w:lang w:val="es-ES"/>
-        </w:rPr>
+        <w:t xml:space="preserve"> </w:t>
+      </w:r>
+      <w:r>
         <w:t xml:space="preserve">— en el router-on-a-stick, te muestra las subinterfaces (Fa0/0.10, Fa0/0.20…) con su estado</w:t>
       </w:r>
       <w:r>
-        <w:rPr>
-          <w:lang w:val="es-ES"/>
-        </w:rPr>
         <w:t xml:space="preserve"> </w:t>
       </w:r>
       <w:r>
         <w:rPr>
           <w:b/>
           <w:bCs/>
-          <w:lang w:val="es-ES"/>
         </w:rPr>
         <w:t xml:space="preserve">Up/Up</w:t>
       </w:r>
       <w:r>
-        <w:rPr>
-          <w:lang w:val="es-ES"/>
-        </w:rPr>
-        <w:t xml:space="preserve"> </w:t>
-      </w:r>
-      <w:r>
-        <w:rPr>
-          <w:lang w:val="es-ES"/>
-        </w:rPr>
+        <w:t xml:space="preserve"> </w:t>
+      </w:r>
+      <w:r>
         <w:t xml:space="preserve">y sus IPs. Si una subinterfaz está</w:t>
       </w:r>
       <w:r>
-        <w:rPr>
-          <w:lang w:val="es-ES"/>
-        </w:rPr>
         <w:t xml:space="preserve"> </w:t>
       </w:r>
       <w:r>
         <w:rPr>
           <w:i/>
           <w:iCs/>
-          <w:lang w:val="es-ES"/>
         </w:rPr>
         <w:t xml:space="preserve">down/down</w:t>
       </w:r>
       <w:r>
-        <w:rPr>
-          <w:lang w:val="es-ES"/>
-        </w:rPr>
         <w:t xml:space="preserve">, el problema suele ser la interfaz física sin</w:t>
       </w:r>
       <w:r>
-        <w:rPr>
-          <w:lang w:val="es-ES"/>
-        </w:rPr>
         <w:t xml:space="preserve"> </w:t>
       </w:r>
       <w:r>
         <w:rPr>
           <w:rStyle w:val="VerbatimChar"/>
-          <w:lang w:val="es-ES"/>
         </w:rPr>
         <w:t xml:space="preserve">no shutdown</w:t>
       </w:r>
       <w:r>
-        <w:rPr>
-          <w:lang w:val="es-ES"/>
-        </w:rPr>
         <w:t xml:space="preserve">, o que la VLAN no exista en el switch.</w:t>
       </w:r>
     </w:p>
@@ -832,9 +588,6 @@
         <w:pStyle w:val="Heading2"/>
       </w:pPr>
       <w:r>
-        <w:rPr>
-          <w:lang w:val="es-ES"/>
-        </w:rPr>
         <w:t xml:space="preserve">8. V/F inter-VLAN</w:t>
       </w:r>
     </w:p>
@@ -850,58 +603,37 @@
         <w:rPr>
           <w:b/>
           <w:bCs/>
-          <w:lang w:val="es-ES"/>
         </w:rPr>
         <w:t xml:space="preserve">Verdadero.</w:t>
       </w:r>
       <w:r>
-        <w:rPr>
-          <w:lang w:val="es-ES"/>
-        </w:rPr>
-        <w:t xml:space="preserve"> </w:t>
-      </w:r>
-      <w:r>
-        <w:rPr>
-          <w:lang w:val="es-ES"/>
-        </w:rPr>
+        <w:t xml:space="preserve"> </w:t>
+      </w:r>
+      <w:r>
         <w:t xml:space="preserve">Cada VLAN necesita su subinterfaz (</w:t>
       </w:r>
       <w:r>
         <w:rPr>
           <w:rStyle w:val="VerbatimChar"/>
-          <w:lang w:val="es-ES"/>
         </w:rPr>
         <w:t xml:space="preserve">interface fa0/0.10</w:t>
       </w:r>
       <w:r>
-        <w:rPr>
-          <w:lang w:val="es-ES"/>
-        </w:rPr>
         <w:t xml:space="preserve">) con</w:t>
       </w:r>
       <w:r>
-        <w:rPr>
-          <w:lang w:val="es-ES"/>
-        </w:rPr>
         <w:t xml:space="preserve"> </w:t>
       </w:r>
       <w:r>
         <w:rPr>
           <w:rStyle w:val="VerbatimChar"/>
-          <w:lang w:val="es-ES"/>
         </w:rPr>
         <w:t xml:space="preserve">encapsulation dot1Q 10</w:t>
       </w:r>
       <w:r>
-        <w:rPr>
-          <w:lang w:val="es-ES"/>
-        </w:rPr>
-        <w:t xml:space="preserve"> </w:t>
-      </w:r>
-      <w:r>
-        <w:rPr>
-          <w:lang w:val="es-ES"/>
-        </w:rPr>
+        <w:t xml:space="preserve"> </w:t>
+      </w:r>
+      <w:r>
         <w:t xml:space="preserve">y su IP de gateway.</w:t>
       </w:r>
     </w:p>
@@ -917,52 +649,34 @@
         <w:rPr>
           <w:b/>
           <w:bCs/>
-          <w:lang w:val="es-ES"/>
         </w:rPr>
         <w:t xml:space="preserve">Verdadero.</w:t>
       </w:r>
       <w:r>
-        <w:rPr>
-          <w:lang w:val="es-ES"/>
-        </w:rPr>
-        <w:t xml:space="preserve"> </w:t>
-      </w:r>
-      <w:r>
-        <w:rPr>
-          <w:lang w:val="es-ES"/>
-        </w:rPr>
+        <w:t xml:space="preserve"> </w:t>
+      </w:r>
+      <w:r>
         <w:t xml:space="preserve">Un switch capa 3 enruta entre VLANs con SVIs (</w:t>
       </w:r>
       <w:r>
         <w:rPr>
           <w:rStyle w:val="VerbatimChar"/>
-          <w:lang w:val="es-ES"/>
         </w:rPr>
         <w:t xml:space="preserve">interface vlan X</w:t>
       </w:r>
       <w:r>
-        <w:rPr>
-          <w:lang w:val="es-ES"/>
-        </w:rPr>
         <w:t xml:space="preserve">) +</w:t>
       </w:r>
       <w:r>
-        <w:rPr>
-          <w:lang w:val="es-ES"/>
-        </w:rPr>
         <w:t xml:space="preserve"> </w:t>
       </w:r>
       <w:r>
         <w:rPr>
           <w:rStyle w:val="VerbatimChar"/>
-          <w:lang w:val="es-ES"/>
         </w:rPr>
         <w:t xml:space="preserve">ip routing</w:t>
       </w:r>
       <w:r>
-        <w:rPr>
-          <w:lang w:val="es-ES"/>
-        </w:rPr>
         <w:t xml:space="preserve">, sin router externo.</w:t>
       </w:r>
     </w:p>
@@ -978,20 +692,13 @@
         <w:rPr>
           <w:b/>
           <w:bCs/>
-          <w:lang w:val="es-ES"/>
         </w:rPr>
         <w:t xml:space="preserve">Verdadero.</w:t>
       </w:r>
       <w:r>
-        <w:rPr>
-          <w:lang w:val="es-ES"/>
-        </w:rPr>
-        <w:t xml:space="preserve"> </w:t>
-      </w:r>
-      <w:r>
-        <w:rPr>
-          <w:lang w:val="es-ES"/>
-        </w:rPr>
+        <w:t xml:space="preserve"> </w:t>
+      </w:r>
+      <w:r>
         <w:t xml:space="preserve">El router-on-a-stick enruta todo por la única interfaz física: es el cuello de botella del diseño.</w:t>
       </w:r>
     </w:p>
@@ -1007,39 +714,25 @@
         <w:rPr>
           <w:b/>
           <w:bCs/>
-          <w:lang w:val="es-ES"/>
         </w:rPr>
         <w:t xml:space="preserve">Verdadero.</w:t>
       </w:r>
       <w:r>
-        <w:rPr>
-          <w:lang w:val="es-ES"/>
-        </w:rPr>
-        <w:t xml:space="preserve"> </w:t>
-      </w:r>
-      <w:r>
-        <w:rPr>
-          <w:lang w:val="es-ES"/>
-        </w:rPr>
+        <w:t xml:space="preserve"> </w:t>
+      </w:r>
+      <w:r>
         <w:t xml:space="preserve">Sin</w:t>
       </w:r>
       <w:r>
-        <w:rPr>
-          <w:lang w:val="es-ES"/>
-        </w:rPr>
         <w:t xml:space="preserve"> </w:t>
       </w:r>
       <w:r>
         <w:rPr>
           <w:rStyle w:val="VerbatimChar"/>
-          <w:lang w:val="es-ES"/>
         </w:rPr>
         <w:t xml:space="preserve">ip routing</w:t>
       </w:r>
       <w:r>
-        <w:rPr>
-          <w:lang w:val="es-ES"/>
-        </w:rPr>
         <w:t xml:space="preserve">, los SVIs están Up/Up pero NO enrutan entre VLANs. Es el fallo nº1 al probar.</w:t>
       </w:r>
     </w:p>
@@ -1055,20 +748,13 @@
         <w:rPr>
           <w:b/>
           <w:bCs/>
-          <w:lang w:val="es-ES"/>
         </w:rPr>
         <w:t xml:space="preserve">Verdadero.</w:t>
       </w:r>
       <w:r>
-        <w:rPr>
-          <w:lang w:val="es-ES"/>
-        </w:rPr>
-        <w:t xml:space="preserve"> </w:t>
-      </w:r>
-      <w:r>
-        <w:rPr>
-          <w:lang w:val="es-ES"/>
-        </w:rPr>
+        <w:t xml:space="preserve"> </w:t>
+      </w:r>
+      <w:r>
         <w:t xml:space="preserve">Todo el tráfico inter-VLAN atraviesa la misma interfaz: si las VLANs generan más de su ancho de banda, se satura (por eso se usa Gigabit o un switch capa 3).</w:t>
       </w:r>
     </w:p>

--- a/docx/05-trunking-inter-vlan/boletin-U05-inicial-resuelto.docx
+++ b/docx/05-trunking-inter-vlan/boletin-U05-inicial-resuelto.docx
@@ -28,23 +28,23 @@
         </w:p>
       </w:sdtContent>
     </w:sdt>
-    <w:bookmarkStart w:id="9" w:name="boletín-ud5-inicial-resuelto"/>
+    <w:bookmarkStart w:id="9" w:name="X394e3b58e3514a98172d1d72e1d35e057a710ee"/>
     <w:p>
       <w:pPr>
         <w:pStyle w:val="Heading1"/>
       </w:pPr>
       <w:r>
-        <w:t xml:space="preserve">Boletín UD5 — Inicial (Resuelto)</w:t>
+        <w:t xml:space="preserve">Boletín de Trunking e inter-VLAN — Inicial (Resuelto)</w:t>
       </w:r>
     </w:p>
     <w:bookmarkEnd w:id="9"/>
-    <w:bookmarkStart w:id="18" w:name="boletín-ud5-inicial-resuelto-1"/>
+    <w:bookmarkStart w:id="18" w:name="X8ac390f3331a403f9930589162656cff658aac8"/>
     <w:p>
       <w:pPr>
         <w:pStyle w:val="Heading1"/>
       </w:pPr>
       <w:r>
-        <w:t xml:space="preserve">✅ Boletín UD5 — Inicial (Resuelto)</w:t>
+        <w:t xml:space="preserve">✅ Boletín de Trunking e inter-VLAN — Inicial (Resuelto)</w:t>
       </w:r>
     </w:p>
     <w:p>
